--- a/Атаманов А.А._ИВТ_1_1_задание_на_практику.docx
+++ b/Атаманов А.А._ИВТ_1_1_задание_на_практику.docx
@@ -240,43 +240,7 @@
           <w:sz w:val="22"/>
           <w:szCs w:val="22"/>
         </w:rPr>
-        <w:t xml:space="preserve">Зав. </w:t>
-      </w:r>
-      <w:proofErr w:type="gramStart"/>
-      <w:r>
-        <w:rPr>
-          <w:color w:val="000000"/>
-          <w:sz w:val="22"/>
-          <w:szCs w:val="22"/>
-        </w:rPr>
-        <w:t xml:space="preserve">кафедрой  </w:t>
-      </w:r>
-      <w:proofErr w:type="spellStart"/>
-      <w:r>
-        <w:rPr>
-          <w:color w:val="000000"/>
-          <w:sz w:val="22"/>
-          <w:szCs w:val="22"/>
-        </w:rPr>
-        <w:t>д.п.н</w:t>
-      </w:r>
-      <w:proofErr w:type="spellEnd"/>
-      <w:r>
-        <w:rPr>
-          <w:color w:val="000000"/>
-          <w:sz w:val="22"/>
-          <w:szCs w:val="22"/>
-        </w:rPr>
-        <w:t>.</w:t>
-      </w:r>
-      <w:proofErr w:type="gramEnd"/>
-      <w:r>
-        <w:rPr>
-          <w:color w:val="000000"/>
-          <w:sz w:val="22"/>
-          <w:szCs w:val="22"/>
-        </w:rPr>
-        <w:t>, проф.</w:t>
+        <w:t>Зав. кафедрой  д.п.н., проф.</w:t>
       </w:r>
     </w:p>
     <w:p>
@@ -322,7 +286,6 @@
           <w:szCs w:val="22"/>
         </w:rPr>
       </w:pPr>
-      <w:proofErr w:type="spellStart"/>
       <w:r>
         <w:rPr>
           <w:color w:val="000000"/>
@@ -331,7 +294,6 @@
         </w:rPr>
         <w:t>Е.З.Власова</w:t>
       </w:r>
-      <w:proofErr w:type="spellEnd"/>
     </w:p>
     <w:p>
       <w:pPr>
@@ -350,23 +312,13 @@
           <w:szCs w:val="22"/>
         </w:rPr>
       </w:pPr>
-      <w:proofErr w:type="gramStart"/>
       <w:r>
         <w:rPr>
           <w:color w:val="000000"/>
           <w:sz w:val="22"/>
           <w:szCs w:val="22"/>
         </w:rPr>
-        <w:t xml:space="preserve">«  </w:t>
-      </w:r>
-      <w:proofErr w:type="gramEnd"/>
-      <w:r>
-        <w:rPr>
-          <w:color w:val="000000"/>
-          <w:sz w:val="22"/>
-          <w:szCs w:val="22"/>
-        </w:rPr>
-        <w:t xml:space="preserve">   » ______________ 20___ г.</w:t>
+        <w:t>«     » ______________ 20___ г.</w:t>
       </w:r>
     </w:p>
     <w:p>
@@ -581,13 +533,23 @@
           <w:sz w:val="22"/>
           <w:szCs w:val="22"/>
         </w:rPr>
-        <w:t>Студента   _________________________</w:t>
+        <w:t xml:space="preserve">Студента   </w:t>
       </w:r>
       <w:r>
         <w:rPr>
           <w:color w:val="000000"/>
           <w:sz w:val="22"/>
           <w:szCs w:val="22"/>
+          <w:u w:val="single"/>
+        </w:rPr>
+        <w:t>_____________________</w:t>
+      </w:r>
+      <w:r>
+        <w:rPr>
+          <w:color w:val="000000"/>
+          <w:sz w:val="22"/>
+          <w:szCs w:val="22"/>
+          <w:u w:val="single"/>
         </w:rPr>
         <w:t>Атаманов Александр Алексеевич</w:t>
       </w:r>
@@ -596,8 +558,9 @@
           <w:color w:val="000000"/>
           <w:sz w:val="22"/>
           <w:szCs w:val="22"/>
-        </w:rPr>
-        <w:t>_________________</w:t>
+          <w:u w:val="single"/>
+        </w:rPr>
+        <w:t>_______________________________</w:t>
       </w:r>
       <w:r>
         <w:rPr>
@@ -667,7 +630,25 @@
           <w:szCs w:val="22"/>
           <w:u w:val="single"/>
         </w:rPr>
-        <w:t>____________________________________________________________________</w:t>
+        <w:t>_____________________</w:t>
+      </w:r>
+      <w:r>
+        <w:rPr>
+          <w:color w:val="000000"/>
+          <w:sz w:val="22"/>
+          <w:szCs w:val="22"/>
+          <w:u w:val="single"/>
+        </w:rPr>
+        <w:t>Карпова Наталья Александровна</w:t>
+      </w:r>
+      <w:r>
+        <w:rPr>
+          <w:color w:val="000000"/>
+          <w:sz w:val="22"/>
+          <w:szCs w:val="22"/>
+          <w:u w:val="single"/>
+        </w:rPr>
+        <w:t>_____________________________</w:t>
       </w:r>
     </w:p>
     <w:p>
@@ -737,25 +718,7 @@
           <w:sz w:val="22"/>
           <w:szCs w:val="22"/>
         </w:rPr>
-        <w:t xml:space="preserve">Утверждено </w:t>
-      </w:r>
-      <w:proofErr w:type="gramStart"/>
-      <w:r>
-        <w:rPr>
-          <w:color w:val="000000"/>
-          <w:sz w:val="22"/>
-          <w:szCs w:val="22"/>
-        </w:rPr>
-        <w:t>приказом  ФГБОУ</w:t>
-      </w:r>
-      <w:proofErr w:type="gramEnd"/>
-      <w:r>
-        <w:rPr>
-          <w:color w:val="000000"/>
-          <w:sz w:val="22"/>
-          <w:szCs w:val="22"/>
-        </w:rPr>
-        <w:t xml:space="preserve"> ВО «РГПУ им. А. И. Герцена» №  </w:t>
+        <w:t xml:space="preserve">Утверждено приказом  ФГБОУ ВО «РГПУ им. А. И. Герцена» №  </w:t>
       </w:r>
       <w:r>
         <w:rPr>
@@ -1602,23 +1565,7 @@
                 <w:sz w:val="20"/>
                 <w:szCs w:val="20"/>
               </w:rPr>
-              <w:t>1</w:t>
-            </w:r>
-            <w:r>
-              <w:rPr>
-                <w:color w:val="000000"/>
-                <w:sz w:val="20"/>
-                <w:szCs w:val="20"/>
-              </w:rPr>
-              <w:t>3</w:t>
-            </w:r>
-            <w:r>
-              <w:rPr>
-                <w:color w:val="000000"/>
-                <w:sz w:val="20"/>
-                <w:szCs w:val="20"/>
-              </w:rPr>
-              <w:t>.05.2026</w:t>
+              <w:t>13.05.2026</w:t>
             </w:r>
           </w:p>
         </w:tc>
@@ -1785,23 +1732,7 @@
                 <w:sz w:val="20"/>
                 <w:szCs w:val="20"/>
               </w:rPr>
-              <w:t>1</w:t>
-            </w:r>
-            <w:r>
-              <w:rPr>
-                <w:color w:val="000000"/>
-                <w:sz w:val="20"/>
-                <w:szCs w:val="20"/>
-              </w:rPr>
-              <w:t>5</w:t>
-            </w:r>
-            <w:r>
-              <w:rPr>
-                <w:color w:val="000000"/>
-                <w:sz w:val="20"/>
-                <w:szCs w:val="20"/>
-              </w:rPr>
-              <w:t>.05.2026</w:t>
+              <w:t>15.05.2026</w:t>
             </w:r>
           </w:p>
         </w:tc>
@@ -1973,23 +1904,7 @@
                 <w:sz w:val="20"/>
                 <w:szCs w:val="20"/>
               </w:rPr>
-              <w:t>1</w:t>
-            </w:r>
-            <w:r>
-              <w:rPr>
-                <w:color w:val="000000"/>
-                <w:sz w:val="20"/>
-                <w:szCs w:val="20"/>
-              </w:rPr>
-              <w:t>8</w:t>
-            </w:r>
-            <w:r>
-              <w:rPr>
-                <w:color w:val="000000"/>
-                <w:sz w:val="20"/>
-                <w:szCs w:val="20"/>
-              </w:rPr>
-              <w:t>.05.2026</w:t>
+              <w:t>18.05.2026</w:t>
             </w:r>
           </w:p>
         </w:tc>
@@ -2150,23 +2065,7 @@
                 <w:sz w:val="20"/>
                 <w:szCs w:val="20"/>
               </w:rPr>
-              <w:t>1</w:t>
-            </w:r>
-            <w:r>
-              <w:rPr>
-                <w:color w:val="000000"/>
-                <w:sz w:val="20"/>
-                <w:szCs w:val="20"/>
-              </w:rPr>
-              <w:t>9</w:t>
-            </w:r>
-            <w:r>
-              <w:rPr>
-                <w:color w:val="000000"/>
-                <w:sz w:val="20"/>
-                <w:szCs w:val="20"/>
-              </w:rPr>
-              <w:t>.05.2026</w:t>
+              <w:t>19.05.2026</w:t>
             </w:r>
           </w:p>
         </w:tc>
@@ -2320,23 +2219,7 @@
                 <w:sz w:val="20"/>
                 <w:szCs w:val="20"/>
               </w:rPr>
-              <w:t>2</w:t>
-            </w:r>
-            <w:r>
-              <w:rPr>
-                <w:color w:val="000000"/>
-                <w:sz w:val="20"/>
-                <w:szCs w:val="20"/>
-              </w:rPr>
-              <w:t>0</w:t>
-            </w:r>
-            <w:r>
-              <w:rPr>
-                <w:color w:val="000000"/>
-                <w:sz w:val="20"/>
-                <w:szCs w:val="20"/>
-              </w:rPr>
-              <w:t>.05.2026</w:t>
+              <w:t>20.05.2026</w:t>
             </w:r>
           </w:p>
         </w:tc>
@@ -2470,15 +2353,7 @@
               <w:t xml:space="preserve">2.1. </w:t>
             </w:r>
             <w:r>
-              <w:t xml:space="preserve">Создать </w:t>
-            </w:r>
-            <w:proofErr w:type="spellStart"/>
-            <w:r>
-              <w:t>скринкаст</w:t>
-            </w:r>
-            <w:proofErr w:type="spellEnd"/>
-            <w:r>
-              <w:t xml:space="preserve"> для защиты выпускной квалификационной работы.</w:t>
+              <w:t>Создать скринкаст для защиты выпускной квалификационной работы.</w:t>
             </w:r>
           </w:p>
           <w:p>
@@ -2603,13 +2478,8 @@
               </w:tabs>
               <w:spacing w:after="200" w:line="276" w:lineRule="auto"/>
             </w:pPr>
-            <w:proofErr w:type="spellStart"/>
-            <w:r>
-              <w:t>Скринкаст</w:t>
-            </w:r>
-            <w:proofErr w:type="spellEnd"/>
-            <w:r>
-              <w:t xml:space="preserve"> (опубликовать в электронном портфолио, ссылка в отчете)</w:t>
+            <w:r>
+              <w:t>Скринкаст (опубликовать в электронном портфолио, ссылка в отчете)</w:t>
             </w:r>
           </w:p>
           <w:p>
@@ -2664,15 +2534,7 @@
                 <w:sz w:val="20"/>
                 <w:szCs w:val="20"/>
               </w:rPr>
-              <w:t>21</w:t>
-            </w:r>
-            <w:r>
-              <w:rPr>
-                <w:color w:val="000000"/>
-                <w:sz w:val="20"/>
-                <w:szCs w:val="20"/>
-              </w:rPr>
-              <w:t>.05.2026</w:t>
+              <w:t>21.05.2026</w:t>
             </w:r>
           </w:p>
         </w:tc>
@@ -3084,15 +2946,7 @@
                 <w:szCs w:val="20"/>
               </w:rPr>
               <w:lastRenderedPageBreak/>
-              <w:t>22</w:t>
-            </w:r>
-            <w:r>
-              <w:rPr>
-                <w:color w:val="000000"/>
-                <w:sz w:val="20"/>
-                <w:szCs w:val="20"/>
-              </w:rPr>
-              <w:t>.05.2026</w:t>
+              <w:t>22.05.2026</w:t>
             </w:r>
           </w:p>
         </w:tc>
@@ -3343,21 +3197,7 @@
               <w:rPr>
                 <w:color w:val="000000"/>
               </w:rPr>
-              <w:t xml:space="preserve">Веб-портфолио формируется как </w:t>
-            </w:r>
-            <w:proofErr w:type="spellStart"/>
-            <w:r>
-              <w:rPr>
-                <w:color w:val="000000"/>
-              </w:rPr>
-              <w:t>Git</w:t>
-            </w:r>
-            <w:proofErr w:type="spellEnd"/>
-            <w:r>
-              <w:rPr>
-                <w:color w:val="000000"/>
-              </w:rPr>
-              <w:t xml:space="preserve">-репозиторий и содержит все загруженные в него результаты выполнения заданий, включая слайды. Пример репозитория: </w:t>
+              <w:t xml:space="preserve">Веб-портфолио формируется как Git-репозиторий и содержит все загруженные в него результаты выполнения заданий, включая слайды. Пример репозитория: </w:t>
             </w:r>
             <w:hyperlink r:id="rId9">
               <w:r>
@@ -3395,23 +3235,8 @@
               <w:rPr>
                 <w:color w:val="000000"/>
               </w:rPr>
-              <w:t xml:space="preserve">Ссылка на репозиторий дублируется в курсе </w:t>
-            </w:r>
-            <w:proofErr w:type="spellStart"/>
-            <w:r>
-              <w:rPr>
-                <w:color w:val="000000"/>
-              </w:rPr>
-              <w:t>Moodle</w:t>
-            </w:r>
-            <w:proofErr w:type="spellEnd"/>
-            <w:r>
-              <w:rPr>
-                <w:color w:val="000000"/>
-              </w:rPr>
-              <w:t xml:space="preserve"> </w:t>
-            </w:r>
-            <w:proofErr w:type="gramStart"/>
+              <w:t xml:space="preserve">Ссылка на репозиторий дублируется в курсе Moodle </w:t>
+            </w:r>
             <w:r>
               <w:rPr>
                 <w:color w:val="1155CC"/>
@@ -3423,14 +3248,7 @@
               <w:rPr>
                 <w:color w:val="000000"/>
               </w:rPr>
-              <w:t xml:space="preserve">  в</w:t>
-            </w:r>
-            <w:proofErr w:type="gramEnd"/>
-            <w:r>
-              <w:rPr>
-                <w:color w:val="000000"/>
-              </w:rPr>
-              <w:t xml:space="preserve"> разделе, посвящённом результатам практики, а также в отчёте.</w:t>
+              <w:t xml:space="preserve">  в разделе, посвящённом результатам практики, а также в отчёте.</w:t>
             </w:r>
           </w:p>
           <w:p>
@@ -3453,21 +3271,7 @@
               <w:rPr>
                 <w:color w:val="000000"/>
               </w:rPr>
-              <w:t xml:space="preserve"> Отчет (текстовый документ). Отчет должен содержать все выполненные задания </w:t>
-            </w:r>
-            <w:proofErr w:type="gramStart"/>
-            <w:r>
-              <w:rPr>
-                <w:color w:val="000000"/>
-              </w:rPr>
-              <w:t>и  ссылку</w:t>
-            </w:r>
-            <w:proofErr w:type="gramEnd"/>
-            <w:r>
-              <w:rPr>
-                <w:color w:val="000000"/>
-              </w:rPr>
-              <w:t xml:space="preserve"> на электронное портфолио.</w:t>
+              <w:t xml:space="preserve"> Отчет (текстовый документ). Отчет должен содержать все выполненные задания и  ссылку на электронное портфолио.</w:t>
             </w:r>
           </w:p>
         </w:tc>
@@ -3503,15 +3307,7 @@
                 <w:sz w:val="20"/>
                 <w:szCs w:val="20"/>
               </w:rPr>
-              <w:t>2</w:t>
-            </w:r>
-            <w:r>
-              <w:rPr>
-                <w:color w:val="000000"/>
-                <w:sz w:val="20"/>
-                <w:szCs w:val="20"/>
-              </w:rPr>
-              <w:t>2.05.2026</w:t>
+              <w:t>22.05.2026</w:t>
             </w:r>
           </w:p>
         </w:tc>
